--- a/electron/Montagebericht_DOCX_KOPF.docx
+++ b/electron/Montagebericht_DOCX_KOPF.docx
@@ -356,7 +356,6 @@
         <w:gridCol w:w="3353"/>
         <w:gridCol w:w="3353"/>
         <w:gridCol w:w="3354"/>
-        <w:gridCol w:w="3000"/>
       </w:tblGrid>
       <w:tr>
         <w:tc>
@@ -395,23 +394,11 @@
             </w:r>
           </w:p>
         </w:tc>
-        <w:tc>
-          <w:p>
-            <w:r>
-              <w:rPr>
-                <w:rFonts w:ascii="Calibri" w:cs="Calibri" w:eastAsia="Calibri" w:hAnsi="Calibri"/>
-                <w:b/>
-                <w:bCs/>
-              </w:rPr>
-              <w:t xml:space="preserve">Bemerkungen:</w:t>
-            </w:r>
-          </w:p>
-        </w:tc>
-      </w:tr>
-      <w:tr>
-        <w:tc>
-          <w:tcPr>
-            <w:gridSpan w:val="4"/>
+      </w:tr>
+      <w:tr>
+        <w:tc>
+          <w:tcPr>
+            <w:gridSpan w:val="3"/>
           </w:tcPr>
           <w:p>
             <w:pPr>
@@ -483,7 +470,6 @@
         <w:gridCol w:w="3353"/>
         <w:gridCol w:w="3353"/>
         <w:gridCol w:w="3354"/>
-        <w:gridCol w:w="3000"/>
       </w:tblGrid>
       <w:tr>
         <w:tc>
@@ -522,23 +508,11 @@
             </w:r>
           </w:p>
         </w:tc>
-        <w:tc>
-          <w:p>
-            <w:r>
-              <w:rPr>
-                <w:rFonts w:ascii="Calibri" w:cs="Calibri" w:eastAsia="Calibri" w:hAnsi="Calibri"/>
-                <w:b/>
-                <w:bCs/>
-              </w:rPr>
-              <w:t xml:space="preserve">Bemerkungen:</w:t>
-            </w:r>
-          </w:p>
-        </w:tc>
-      </w:tr>
-      <w:tr>
-        <w:tc>
-          <w:tcPr>
-            <w:gridSpan w:val="4"/>
+      </w:tr>
+      <w:tr>
+        <w:tc>
+          <w:tcPr>
+            <w:gridSpan w:val="3"/>
           </w:tcPr>
           <w:p>
             <w:pPr>
